--- a/eng/docx/52.content.docx
+++ b/eng/docx/52.content.docx
@@ -150,26 +150,6 @@
           <w:lang w:val="en_US" w:bidi="en_US"/>
         </w:rPr>
         <w:t>1TH</w:t>
-      </w:r>
-      <w:r>
-        <w:rPr>
-          <w:lang w:val="en_US" w:bidi="en_US"/>
-        </w:rPr>
-      </w:r>
-    </w:p>
-    <w:p>
-      <w:pPr/>
-      <w:r>
-        <w:rPr>
-          <w:lang w:val="en_US" w:bidi="en_US"/>
-        </w:rPr>
-      </w:r>
-      <w:r>
-        <w:rPr>
-          <w:i/>
-          <w:lang w:val="en_US" w:bidi="en_US"/>
-        </w:rPr>
-        <w:t>1 Thessalonians</w:t>
       </w:r>
       <w:r>
         <w:rPr>

--- a/eng/docx/52.content.docx
+++ b/eng/docx/52.content.docx
@@ -19,7 +19,7 @@
         <w:rPr>
           <w:lang w:val="en_US" w:bidi="en_US"/>
         </w:rPr>
-        <w:t>Resource: Study Notes - Book Intro Summaries (Tyndale)</w:t>
+        <w:t>Resource: Tyndale Open Study Notes</w:t>
       </w:r>
       <w:r>
         <w:rPr>
@@ -112,7 +112,7 @@
         <w:rPr>
           <w:lang w:val="en_US" w:bidi="en_US"/>
         </w:rPr>
-        <w:t>Study Notes - Book Intro Summaries (Tyndale)</w:t>
+        <w:t>Tyndale Open Study Notes</w:t>
       </w:r>
     </w:p>
     <w:p>

--- a/eng/docx/52.content.docx
+++ b/eng/docx/52.content.docx
@@ -218,20 +218,6 @@
         <w:rPr>
           <w:lang w:val="en_US" w:bidi="en_US"/>
         </w:rPr>
-      </w:r>
-    </w:p>
-    <w:p>
-      <w:pPr/>
-      <w:r>
-        <w:rPr>
-          <w:lang w:val="en_US" w:bidi="en_US"/>
-        </w:rPr>
-      </w:r>
-      <w:r>
-        <w:rPr>
-          <w:lang w:val="en_US" w:bidi="en_US"/>
-        </w:rPr>
-        <w:t>Paul’s First Letter to the Thessalonians</w:t>
       </w:r>
     </w:p>
     <w:p>

--- a/eng/docx/52.content.docx
+++ b/eng/docx/52.content.docx
@@ -19,7 +19,7 @@
         <w:rPr>
           <w:lang w:val="en_US" w:bidi="en_US"/>
         </w:rPr>
-        <w:t>Resource: Tyndale Open Study Notes</w:t>
+        <w:t>Resource: Aquifer Open Study Notes (Book Intro Summaries)</w:t>
       </w:r>
       <w:r>
         <w:rPr>
@@ -112,7 +112,7 @@
         <w:rPr>
           <w:lang w:val="en_US" w:bidi="en_US"/>
         </w:rPr>
-        <w:t>Tyndale Open Study Notes</w:t>
+        <w:t>Aquifer Open Study Notes (Book Intro Summaries)</w:t>
       </w:r>
     </w:p>
     <w:p>
